--- a/descargas/primaria-1-3/word/PRESENTE_primaria-1-3_s3_miercoles-16-dic.docx
+++ b/descargas/primaria-1-3/word/PRESENTE_primaria-1-3_s3_miercoles-16-dic.docx
@@ -150,7 +150,7 @@
       </w:hyperlink>
       <w:r>
         <w:rPr/>
-        <w:t xml:space="preserve"> (unos 4 minutos, sin diálogos). Un niño que se pasa el día con los videojuegos recibe un cachorro como regalo. Al principio no lo quiere… Conviene verlo antes: el final guarda una sorpresa.</w:t>
+        <w:t xml:space="preserve"> (unos 4 minutos, sin diálogos). Un niño que se pasa el día con los videojuegos recibe un cachorro como regalo. Al principio no lo quiere, pero el final guarda una sorpresa.</w:t>
       </w:r>
     </w:p>
     <w:p>
@@ -168,15 +168,6 @@
     </w:p>
     <w:p>
       <w:pPr>
-        <w:pStyle w:val="Cuerpo"/>
-      </w:pPr>
-      <w:r>
-        <w:rPr/>
-        <w:t xml:space="preserve">A veces no valoramos a quien tenemos al lado porque es distinto o porque le falta algo. Pero cada persona es un regalo. Jesús está en cada una, también en la que es distinta a mí.</w:t>
-      </w:r>
-    </w:p>
-    <w:p>
-      <w:pPr>
         <w:pStyle w:val="Lista"/>
         <w:numPr>
           <w:ilvl w:val="0"/>
@@ -212,6 +203,15 @@
       <w:r>
         <w:rPr/>
         <w:t xml:space="preserve">¿Qué aprendió el niño del perrito?</w:t>
+      </w:r>
+    </w:p>
+    <w:p>
+      <w:pPr>
+        <w:pStyle w:val="Cuerpo"/>
+      </w:pPr>
+      <w:r>
+        <w:rPr/>
+        <w:t xml:space="preserve">A veces no valoramos a quien tenemos al lado. Podemos estar tan distraídos pensando en nosotros mismos que no nos damos cuenta de que cada persona es un regalo. Todos tienen algo que enseñarme. Jesús está en cada persona.</w:t>
       </w:r>
     </w:p>
     <w:p>
@@ -233,7 +233,7 @@
       </w:pPr>
       <w:r>
         <w:rPr/>
-        <w:t xml:space="preserve">«Jesús, gracias porque cada persona es un regalo. Ayúdame a querer a todos, también a los que son distintos a mí». Padrenuestro.</w:t>
+        <w:t xml:space="preserve">«Jesús, gracias porque cada persona es un regalo. Ayúdame a querer a todos, a ver el lado bueno de cada uno».</w:t>
       </w:r>
     </w:p>
     <w:p>
